--- a/resources/templates/24审理意见书.docx
+++ b/resources/templates/24审理意见书.docx
@@ -380,6 +380,15 @@
             </w:pPr>
             <w:bookmarkStart w:id="0" w:name="_GoBack"/>
             <w:bookmarkEnd w:id="0"/>
+            <w:r>
+              <w:rPr>
+                <w:rFonts w:hint="eastAsia" w:ascii="新宋体" w:hAnsi="新宋体" w:eastAsia="新宋体"/>
+                <w:sz w:val="32"/>
+                <w:szCs w:val="32"/>
+                <w:lang w:val="en-US" w:eastAsia="zh-CN"/>
+              </w:rPr>
+              <w:t xml:space="preserve">{adjudicationOpinion}</w:t>
+            </w:r>
           </w:p>
           <w:p>
             <w:pPr>
@@ -468,6 +477,15 @@
                 <w:sz w:val="32"/>
               </w:rPr>
             </w:pPr>
+            <w:r>
+              <w:rPr>
+                <w:rFonts w:hint="eastAsia" w:ascii="新宋体" w:hAnsi="新宋体" w:eastAsia="新宋体"/>
+                <w:sz w:val="32"/>
+                <w:szCs w:val="32"/>
+                <w:lang w:val="en-US" w:eastAsia="zh-CN"/>
+              </w:rPr>
+              <w:t xml:space="preserve">{adjudicatorName}</w:t>
+            </w:r>
           </w:p>
           <w:p>
             <w:pPr>
@@ -481,8 +499,10 @@
               <w:rPr>
                 <w:rFonts w:hint="eastAsia" w:ascii="新宋体" w:hAnsi="新宋体" w:eastAsia="新宋体"/>
                 <w:sz w:val="32"/>
-              </w:rPr>
-              <w:t>年  月  日</w:t>
+                <w:szCs w:val="32"/>
+                <w:lang w:val="en-US" w:eastAsia="zh-CN"/>
+              </w:rPr>
+              <w:t xml:space="preserve">{adjudicationDate}</w:t>
             </w:r>
           </w:p>
         </w:tc>
